--- a/docs/publications/aan-training-program/AAN_Book_12_Module.docx
+++ b/docs/publications/aan-training-program/AAN_Book_12_Module.docx
@@ -10,7 +10,7 @@
         <w:rPr>
           <w:color w:val="0D1B2E"/>
         </w:rPr>
-        <w:t>Book 12 — Supply Chain Risk Management</w:t>
+        <w:t>Book 12 — Data Protection (Purview)</w:t>
       </w:r>
     </w:p>
     <w:p>
@@ -20,7 +20,7 @@
           <w:color w:val="5A5A5A"/>
           <w:sz w:val="24"/>
         </w:rPr>
-        <w:t>AAN module: the SBOM / VDR / VEX pipeline for the BOD 26-04 gate</w:t>
+        <w:t>AAN module: closing the payload gap — CUI labeling, three-surface DLP, and agency-controlled keys</w:t>
       </w:r>
     </w:p>
     <w:p>
@@ -47,7 +47,7 @@
         <w:rPr>
           <w:sz w:val="22"/>
         </w:rPr>
-        <w:t xml:space="preserve"> Book_12 Supply Chain Risk Management &lt;https://github.com/WhalerMike/uiao/blob/main/inbox/Application%20Aware%20Networking/Book_12_Federal_Application_Aware_Networking_Supply_Chain_Risk_Management.qmd&gt; · </w:t>
+        <w:t xml:space="preserve"> Book_12 Data Protection Purview &lt;https://github.com/WhalerMike/uiao/blob/main/inbox/Application%20Aware%20Networking/Book_12_FedAAN_Data_Protection_Purview.qmd&gt; · </w:t>
       </w:r>
       <w:r>
         <w:rPr>
@@ -60,7 +60,7 @@
         <w:rPr>
           <w:sz w:val="22"/>
         </w:rPr>
-        <w:t xml:space="preserve"> 6 — security (KSI-CMT, CM-2 / AC-4) · </w:t>
+        <w:t xml:space="preserve"> 4 — telemetry (KSI-MLA, CA-7 / SI-4) · </w:t>
       </w:r>
       <w:r>
         <w:rPr>
@@ -73,7 +73,7 @@
         <w:rPr>
           <w:sz w:val="22"/>
         </w:rPr>
-        <w:t xml:space="preserve"> A6, B6</w:t>
+        <w:t xml:space="preserve"> A4, B6</w:t>
       </w:r>
     </w:p>
     <w:p>
@@ -95,33 +95,14 @@
         <w:rPr>
           <w:sz w:val="22"/>
         </w:rPr>
-        <w:t xml:space="preserve">The technical architecture, CI/CD pipeline, and governance process for CISA BOD 26-04's </w:t>
+        <w:t xml:space="preserve">Closes the "payload gap" left after network/identity hardening: the pipe is regulated but the content is opaque. A federal CUI classification taxonomy enforced via Purview sensitivity labels, DLP across three enforcement surfaces, and agency-controlled cryptographic key management in Azure Key Vault. </w:t>
       </w:r>
       <w:r>
         <w:rPr>
           <w:b/>
           <w:sz w:val="22"/>
         </w:rPr>
-        <w:t>December 7, 2026</w:t>
-      </w:r>
-      <w:r>
-        <w:rPr>
-          <w:sz w:val="22"/>
-        </w:rPr>
-        <w:t xml:space="preserve"> SBOM/VDR/VER deadline under FedRAMP 20x. Thesis: a single automated </w:t>
-      </w:r>
-      <w:r>
-        <w:rPr>
-          <w:b/>
-          <w:sz w:val="22"/>
-        </w:rPr>
-        <w:t>Syft → Grype → OpenVEX</w:t>
-      </w:r>
-      <w:r>
-        <w:rPr>
-          <w:sz w:val="22"/>
-        </w:rPr>
-        <w:t xml:space="preserve"> pipeline can simultaneously satisfy BOD 26-04's three tiers, close eight NIST SR-family controls, and provide the VER evidence contract that upgrades KSI-011–014 from scaffold to evaluable.</w:t>
+        <w:t>Both pipe and payload controls are required for FedRAMP Moderate.</w:t>
       </w:r>
     </w:p>
     <w:p>
@@ -143,7 +124,7 @@
         <w:rPr>
           <w:sz w:val="22"/>
         </w:rPr>
-        <w:t>Explain BOD 26-04's three compliance tiers (SBOM, VDR, VEX) and their shared deadline.</w:t>
+        <w:t>Explain why CASB/network controls alone cannot prevent exfiltration of unclassified-but-sensitive content.</w:t>
       </w:r>
     </w:p>
     <w:p>
@@ -154,7 +135,7 @@
         <w:rPr>
           <w:sz w:val="22"/>
         </w:rPr>
-        <w:t>Build a GitHub Actions workflow that generates a CycloneDX 1.6 SBOM with Syft and a VDR with Grype on every push and release.</w:t>
+        <w:t>Map the federal CUI framework (EO 13556, NARA CUI Registry) — Public, Internal, CUI-Basic, CUI-Specified — to a parent/child Purview label taxonomy created via Security &amp; Compliance PowerShell.</w:t>
       </w:r>
     </w:p>
     <w:p>
@@ -165,7 +146,7 @@
         <w:rPr>
           <w:sz w:val="22"/>
         </w:rPr>
-        <w:t>Verify an SBOM against the NTIA minimum elements using CycloneDX fields (supplier, name, version, PURL, dependencies, author, timestamp).</w:t>
+        <w:t>Build automatic labeling with pre-built and custom Sensitive Information Types and trainable classifiers, deployed in simulation mode first.</w:t>
       </w:r>
     </w:p>
     <w:p>
@@ -176,7 +157,7 @@
         <w:rPr>
           <w:sz w:val="22"/>
         </w:rPr>
-        <w:t>Author an OpenVEX statement with correct status, justification, impact statement, and action statement for a given CVE and deployment context.</w:t>
+        <w:t>Implement the DLP baseline across service-layer (SharePoint/OneDrive/Exchange/Teams), Endpoint DLP (print/USB/clipboard/ upload), and CASB network-layer surfaces.</w:t>
       </w:r>
     </w:p>
     <w:p>
@@ -187,7 +168,7 @@
         <w:rPr>
           <w:sz w:val="22"/>
         </w:rPr>
-        <w:t>Implement KEV-catalog triage that escalates matching CVEs to P0 with the 14-day BOD 22-01 SLA.</w:t>
+        <w:t>Deploy Key Vault Premium (HSM, FIPS 140-2 Level 2) with CMK for SQL TDE and SharePoint BYOK, Managed Identity RBAC, and a 12-month rotation policy.</w:t>
       </w:r>
     </w:p>
     <w:p>
@@ -198,7 +179,7 @@
         <w:rPr>
           <w:sz w:val="22"/>
         </w:rPr>
-        <w:t>Map pipeline artifacts to SR-1 through SR-11 evidence and to KSI-011–014.</w:t>
+        <w:t>Distinguish AU-12 (audit generation) from AU-10 (non-repudiation) and configure Purview Audit Premium tiered retention.</w:t>
       </w:r>
     </w:p>
     <w:p>
@@ -209,7 +190,7 @@
         <w:rPr>
           <w:sz w:val="22"/>
         </w:rPr>
-        <w:t>Describe the SLSA Level 1→3 progression and what is implemented at each level.</w:t>
+        <w:t>Structure a Certificate Practice Statement per RFC 3647 (SC-17).</w:t>
       </w:r>
     </w:p>
     <w:p>
@@ -231,7 +212,7 @@
         <w:rPr>
           <w:sz w:val="22"/>
         </w:rPr>
-        <w:t>Six-stage pipeline: source → Syft → Grype → VEX → immutable archive → CISA VEX Portal / Sentinel.</w:t>
+        <w:t>Four-tier CUI label taxonomy with escalating protections.</w:t>
       </w:r>
     </w:p>
     <w:p>
@@ -242,7 +223,7 @@
         <w:rPr>
           <w:sz w:val="22"/>
         </w:rPr>
-        <w:t>CycloneDX 1.6 XML as the CISA-preferred format; OpenVEX v0.2.0 JSON.</w:t>
+        <w:t>The Purview-labels-feed-the-CASB integration pattern (payload signal for network enforcement).</w:t>
       </w:r>
     </w:p>
     <w:p>
@@ -253,7 +234,7 @@
         <w:rPr>
           <w:sz w:val="22"/>
         </w:rPr>
-        <w:t>Four VEX status values (not_affected / affected / fixed / under_investigation; 7-day analysis window).</w:t>
+        <w:t>Three DLP enforcement surfaces; custom SITs; trainable classifiers (50–500 samples).</w:t>
       </w:r>
     </w:p>
     <w:p>
@@ -264,7 +245,7 @@
         <w:rPr>
           <w:sz w:val="22"/>
         </w:rPr>
-        <w:t>Vendor disclosure matrix as SR-6 evidence.</w:t>
+        <w:t>Four-level key hierarchy: offline root CA HSM → issuing CA in Key Vault → CMK → wrapped DEKs.</w:t>
       </w:r>
     </w:p>
     <w:p>
@@ -275,7 +256,7 @@
         <w:rPr>
           <w:sz w:val="22"/>
         </w:rPr>
-        <w:t>SLSA Level 2 target with Cosign/sigstore signing and GPG-signed manifests.</w:t>
+        <w:t>Audit Premium events: MailItemsAccessed, SearchQueryInitiated, SensitivityLabel* (downgrade detection).</w:t>
       </w:r>
     </w:p>
     <w:p>
@@ -286,7 +267,7 @@
         <w:rPr>
           <w:sz w:val="22"/>
         </w:rPr>
-        <w:t>Azure Blob immutable-tier storage, 7-year NARA retention; Sentinel KQL rule for KEV-overdue breaches.</w:t>
+        <w:t>Infoblox IPAM/DNS underpinning CRL/OCSP reliability.</w:t>
       </w:r>
     </w:p>
     <w:p>
@@ -308,7 +289,7 @@
         <w:rPr>
           <w:sz w:val="22"/>
         </w:rPr>
-        <w:t>Immediate (July 2026): install Syft/Grype in CI; generate initial SBOMs; register with vendor disclosure portals (MSRC, PSIRT, Infoblox).</w:t>
+        <w:t>Create and publish the four-tier label taxonomy to all locations.</w:t>
       </w:r>
     </w:p>
     <w:p>
@@ -319,7 +300,7 @@
         <w:rPr>
           <w:sz w:val="22"/>
         </w:rPr>
-        <w:t>Phase 1 (Aug–Sep 2026): author initial VEX for critical/high CVEs; test CISA VEX Portal submission; require supplier SBOMs in acquisition policy.</w:t>
+        <w:t>Build custom SITs and trainable classifiers; auto-labeling in simulation → review → enforce.</w:t>
       </w:r>
     </w:p>
     <w:p>
@@ -330,7 +311,7 @@
         <w:rPr>
           <w:sz w:val="22"/>
         </w:rPr>
-        <w:t>Phase 2 (Oct 2026): achieve SLSA Level 2 on release workflows.</w:t>
+        <w:t>Deploy service-layer DLP baseline (block external share/send of CUI).</w:t>
       </w:r>
     </w:p>
     <w:p>
@@ -341,7 +322,7 @@
         <w:rPr>
           <w:sz w:val="22"/>
         </w:rPr>
-        <w:t>Phase 3 (Nov 2026): complete the VEX quarterly review cycle.</w:t>
+        <w:t>Verify Defender for Endpoint onboarding, then deploy Endpoint DLP.</w:t>
       </w:r>
     </w:p>
     <w:p>
@@ -352,7 +333,40 @@
         <w:rPr>
           <w:sz w:val="22"/>
         </w:rPr>
-        <w:t>Phase 4 (Dec 7, 2026): final BOD 26-04 VDR/VER submission.</w:t>
+        <w:t>Create Key Vault Premium (soft-delete, purge protection, RBAC); mint HSM CMKs.</w:t>
+      </w:r>
+    </w:p>
+    <w:p>
+      <w:pPr>
+        <w:pStyle w:val="ListNumber"/>
+      </w:pPr>
+      <w:r>
+        <w:rPr>
+          <w:sz w:val="22"/>
+        </w:rPr>
+        <w:t>Migrate SQL TDE protector to CMK; automatic rotation (P12M).</w:t>
+      </w:r>
+    </w:p>
+    <w:p>
+      <w:pPr>
+        <w:pStyle w:val="ListNumber"/>
+      </w:pPr>
+      <w:r>
+        <w:rPr>
+          <w:sz w:val="22"/>
+        </w:rPr>
+        <w:t>Enable Audit Premium with tiered retention (10-year privileged / 1-year default).</w:t>
+      </w:r>
+    </w:p>
+    <w:p>
+      <w:pPr>
+        <w:pStyle w:val="ListNumber"/>
+      </w:pPr>
+      <w:r>
+        <w:rPr>
+          <w:sz w:val="22"/>
+        </w:rPr>
+        <w:t>Author the CPS per RFC 3647; verify CRL/OCSP reachability.</w:t>
       </w:r>
     </w:p>
     <w:p>
@@ -374,7 +388,7 @@
         <w:rPr>
           <w:sz w:val="22"/>
         </w:rPr>
-        <w:t>SR-1, SR-2, SR-3, SR-5, SR-6, SR-8, SR-10, SR-11 (8 controls); CM-3, AU-6, CM-2, SA-10, CA-7, SA-11 via KSI mappings. FedRAMP 20x: KSI-SCR, KSI-CMT-VTD, KSI-011–014, KSI-MLA. EO 14028, NIST SP 800-161r1, BOD 26-04, BOD 22-01.</w:t>
+        <w:t>AC-4, AU-10, MP-2, MP-3, MP-4, MP-5, SC-12, SC-12(1), SC-13, SC-17, SC-28. NIST SP 800-171, SP 800-57 Part 1, FIPS 140-2 Level 2, NARA CUI Marking Handbook, RFC 3647. FedRAMP 20x KSIs: data protection, key management, non-repudiation, boundary protection.</w:t>
       </w:r>
     </w:p>
     <w:p>
@@ -396,7 +410,7 @@
         <w:rPr>
           <w:sz w:val="22"/>
         </w:rPr>
-        <w:t>Book 08 (Defender VM + KEV chain) and Book 10 (Sentinel ingestion, KQL). GitHub Actions CI/CD and Azure storage familiarity.</w:t>
+        <w:t>Books 01–11: PKI (01), SASE/CASB (02), Conditional Access (01–03), SQL TDE (04–05), PAM (07), SIEM context (08/10). Security &amp; Compliance PowerShell and Az modules.</w:t>
       </w:r>
     </w:p>
     <w:p>
@@ -418,20 +432,7 @@
         <w:rPr>
           <w:sz w:val="22"/>
         </w:rPr>
-        <w:t xml:space="preserve">Build the </w:t>
-      </w:r>
-      <w:r>
-        <w:rPr>
-          <w:rFonts w:ascii="Consolas" w:hAnsi="Consolas"/>
-          <w:sz w:val="22"/>
-        </w:rPr>
-        <w:t>sbom.yml</w:t>
-      </w:r>
-      <w:r>
-        <w:rPr>
-          <w:sz w:val="22"/>
-        </w:rPr>
-        <w:t xml:space="preserve"> workflow on a sample repo; validate Syft output against the NTIA element table.</w:t>
+        <w:t>Build the label taxonomy and an auto-labeling policy in simulation mode; seed SharePoint with SSN-containing test docs; review the simulation report for false positives before enforcing.</w:t>
       </w:r>
     </w:p>
     <w:p>
@@ -442,7 +443,7 @@
         <w:rPr>
           <w:sz w:val="22"/>
         </w:rPr>
-        <w:t>Run KEV triage against a Grype VDR containing a seeded KEV CVE and produce the escalation record.</w:t>
+        <w:t>Create a custom SIT with keyword corroboration and a DLP rule blocking external email of matching content; verify the policy tip.</w:t>
       </w:r>
     </w:p>
     <w:p>
@@ -453,33 +454,7 @@
         <w:rPr>
           <w:sz w:val="22"/>
         </w:rPr>
-        <w:t xml:space="preserve">Author and GPG-sign an OpenVEX document asserting </w:t>
-      </w:r>
-      <w:r>
-        <w:rPr>
-          <w:rFonts w:ascii="Consolas" w:hAnsi="Consolas"/>
-          <w:sz w:val="22"/>
-        </w:rPr>
-        <w:t>not_affected</w:t>
-      </w:r>
-      <w:r>
-        <w:rPr>
-          <w:sz w:val="22"/>
-        </w:rPr>
-        <w:t xml:space="preserve"> with a </w:t>
-      </w:r>
-      <w:r>
-        <w:rPr>
-          <w:rFonts w:ascii="Consolas" w:hAnsi="Consolas"/>
-          <w:sz w:val="22"/>
-        </w:rPr>
-        <w:t>protected_by_mitigating_control</w:t>
-      </w:r>
-      <w:r>
-        <w:rPr>
-          <w:sz w:val="22"/>
-        </w:rPr>
-        <w:t xml:space="preserve"> justification.</w:t>
+        <w:t>Stand up Key Vault Premium, migrate an Azure SQL TDE protector to CMK, apply a rotation policy, and confirm key operations in Log Analytics.</w:t>
       </w:r>
     </w:p>
     <w:p>
@@ -501,25 +476,7 @@
         <w:rPr>
           <w:sz w:val="22"/>
         </w:rPr>
-        <w:t>VEX assertions require human judgment — automated reachability tools cannot assert deployment-context exploitability.</w:t>
-      </w:r>
-    </w:p>
-    <w:p>
-      <w:pPr>
-        <w:pStyle w:val="ListBullet"/>
-      </w:pPr>
-      <w:r>
-        <w:rPr>
-          <w:rFonts w:ascii="Consolas" w:hAnsi="Consolas"/>
-          <w:sz w:val="22"/>
-        </w:rPr>
-        <w:t>under_investigation</w:t>
-      </w:r>
-      <w:r>
-        <w:rPr>
-          <w:sz w:val="22"/>
-        </w:rPr>
-        <w:t xml:space="preserve"> has a hard 7-day window; don't let it become a parking state.</w:t>
+        <w:t>Publishing labels to only one location causes inconsistent classification — publish everywhere from day one.</w:t>
       </w:r>
     </w:p>
     <w:p>
@@ -530,7 +487,7 @@
         <w:rPr>
           <w:sz w:val="22"/>
         </w:rPr>
-        <w:t>KEV-listed CVEs left unresolved past 14 days breach BOD 22-01 (the KQL rule exists to catch this).</w:t>
+        <w:t>Enforcing auto-labeling without a simulation review can mislabel at scale and flood the help desk.</w:t>
       </w:r>
     </w:p>
     <w:p>
@@ -541,7 +498,18 @@
         <w:rPr>
           <w:sz w:val="22"/>
         </w:rPr>
-        <w:t>SLSA Level 2 is only the initial target; Level 3 (branch protection + required reviewers) is needed before the authorization deadline.</w:t>
+        <w:t>Trainable classifiers trained on unrepresentative samples underperform (budget 3–4 weeks).</w:t>
+      </w:r>
+    </w:p>
+    <w:p>
+      <w:pPr>
+        <w:pStyle w:val="ListBullet"/>
+      </w:pPr>
+      <w:r>
+        <w:rPr>
+          <w:sz w:val="22"/>
+        </w:rPr>
+        <w:t>Endpoint DLP silently misses devices not onboarded to Defender for Endpoint; never delete a compromised key version until data is re-encrypted.</w:t>
       </w:r>
     </w:p>
     <w:p>
@@ -563,7 +531,7 @@
         <w:rPr>
           <w:sz w:val="22"/>
         </w:rPr>
-        <w:t>Linux Foundation LFEL1007, OpenSSF free courses, FedRAMP PMO materials.</w:t>
+        <w:t>SC-401, AZ-500.</w:t>
       </w:r>
     </w:p>
     <w:p>
@@ -594,7 +562,7 @@
         <w:rPr>
           <w:sz w:val="22"/>
         </w:rPr>
-        <w:t xml:space="preserve"> Book 13 — Program Management &amp; Governance</w:t>
+        <w:t xml:space="preserve"> Book 13 — SIEM / XDR Detection</w:t>
       </w:r>
     </w:p>
     <w:sectPr>
